--- a/Аналитический отчёт.docx
+++ b/Аналитический отчёт.docx
@@ -38,37 +38,7 @@
         </w:rPr>
       </w:pPr>
       <w:r>
-        <w:rPr>
-          <w:rFonts w:ascii="Caladea" w:hAnsi="Caladea"/>
-          <w:b/>
-          <w:color w:val="313131"/>
-          <w:sz w:val="32"/>
-          <w:szCs w:val="32"/>
-        </w:rPr>
-        <w:t>Институт интеллектуальных кибернетических систем</w:t>
-      </w:r>
-    </w:p>
-    <w:p>
-      <w:pPr>
-        <w:pStyle w:val="Normal"/>
-        <w:jc w:val="center"/>
-        <w:rPr>
-          <w:rFonts w:ascii="Caladea" w:hAnsi="Caladea"/>
-          <w:b/>
-          <w:color w:val="313131"/>
-          <w:sz w:val="32"/>
-          <w:szCs w:val="32"/>
-        </w:rPr>
-      </w:pPr>
-      <w:r>
-        <w:rPr>
-          <w:rFonts w:ascii="Caladea" w:hAnsi="Caladea"/>
-          <w:b/>
-          <w:color w:val="313131"/>
-          <w:sz w:val="32"/>
-          <w:szCs w:val="32"/>
-        </w:rPr>
-        <w:t>Кафедра криптологии и дискретной математики</w:t>
+        <w:rPr/>
       </w:r>
     </w:p>
     <w:p>
@@ -884,6 +854,7 @@
             <w:rPr>
               <w:webHidden/>
               <w:rStyle w:val="IndexLink"/>
+              <w:vanish w:val="false"/>
             </w:rPr>
             <w:instrText xml:space="preserve"> TOC \z \o "1-3" \u \h</w:instrText>
           </w:r>
@@ -891,6 +862,7 @@
             <w:rPr>
               <w:webHidden/>
               <w:rStyle w:val="IndexLink"/>
+              <w:vanish w:val="false"/>
             </w:rPr>
             <w:fldChar w:fldCharType="separate"/>
           </w:r>
@@ -899,6 +871,7 @@
               <w:rPr>
                 <w:webHidden/>
                 <w:rStyle w:val="IndexLink"/>
+                <w:vanish w:val="false"/>
               </w:rPr>
               <w:t>1. Библиотеки</w:t>
             </w:r>
@@ -955,13 +928,6 @@
             <w:r>
               <w:rPr>
                 <w:webHidden/>
-                <w:rStyle w:val="IndexLink"/>
-              </w:rPr>
-              <w:t>2. Первичный анализ данных</w:t>
-            </w:r>
-            <w:r>
-              <w:rPr>
-                <w:webHidden/>
               </w:rPr>
               <w:fldChar w:fldCharType="begin"/>
             </w:r>
@@ -979,9 +945,11 @@
             </w:r>
             <w:r>
               <w:rPr>
+                <w:webHidden/>
                 <w:rStyle w:val="IndexLink"/>
                 <w:vanish w:val="false"/>
               </w:rPr>
+              <w:t>2. Первичный анализ данных</w:t>
               <w:tab/>
               <w:t>5</w:t>
             </w:r>
@@ -1012,13 +980,6 @@
             <w:r>
               <w:rPr>
                 <w:webHidden/>
-                <w:rStyle w:val="IndexLink"/>
-              </w:rPr>
-              <w:t>2.1. Оценка данных:</w:t>
-            </w:r>
-            <w:r>
-              <w:rPr>
-                <w:webHidden/>
               </w:rPr>
               <w:fldChar w:fldCharType="begin"/>
             </w:r>
@@ -1036,9 +997,11 @@
             </w:r>
             <w:r>
               <w:rPr>
+                <w:webHidden/>
                 <w:rStyle w:val="IndexLink"/>
                 <w:vanish w:val="false"/>
               </w:rPr>
+              <w:t>2.1. Оценка данных:</w:t>
               <w:tab/>
               <w:t>5</w:t>
             </w:r>
@@ -1069,13 +1032,6 @@
             <w:r>
               <w:rPr>
                 <w:webHidden/>
-                <w:rStyle w:val="IndexLink"/>
-              </w:rPr>
-              <w:t>2.2. Анализ пропусков, нулевых значений и бинарных признаков</w:t>
-            </w:r>
-            <w:r>
-              <w:rPr>
-                <w:webHidden/>
               </w:rPr>
               <w:fldChar w:fldCharType="begin"/>
             </w:r>
@@ -1093,9 +1049,11 @@
             </w:r>
             <w:r>
               <w:rPr>
+                <w:webHidden/>
                 <w:rStyle w:val="IndexLink"/>
                 <w:vanish w:val="false"/>
               </w:rPr>
+              <w:t>2.2. Анализ пропусков, нулевых значений и бинарных признаков</w:t>
               <w:tab/>
               <w:t>5</w:t>
             </w:r>
@@ -1126,13 +1084,6 @@
             <w:r>
               <w:rPr>
                 <w:webHidden/>
-                <w:rStyle w:val="IndexLink"/>
-              </w:rPr>
-              <w:t>2.2.1. Пропуски</w:t>
-            </w:r>
-            <w:r>
-              <w:rPr>
-                <w:webHidden/>
               </w:rPr>
               <w:fldChar w:fldCharType="begin"/>
             </w:r>
@@ -1150,9 +1101,11 @@
             </w:r>
             <w:r>
               <w:rPr>
+                <w:webHidden/>
                 <w:rStyle w:val="IndexLink"/>
                 <w:vanish w:val="false"/>
               </w:rPr>
+              <w:t>2.2.1. Пропуски</w:t>
               <w:tab/>
               <w:t>5</w:t>
             </w:r>
@@ -1183,13 +1136,6 @@
             <w:r>
               <w:rPr>
                 <w:webHidden/>
-                <w:rStyle w:val="IndexLink"/>
-              </w:rPr>
-              <w:t>2.2.2. Нулевые колонки</w:t>
-            </w:r>
-            <w:r>
-              <w:rPr>
-                <w:webHidden/>
               </w:rPr>
               <w:fldChar w:fldCharType="begin"/>
             </w:r>
@@ -1207,9 +1153,11 @@
             </w:r>
             <w:r>
               <w:rPr>
+                <w:webHidden/>
                 <w:rStyle w:val="IndexLink"/>
                 <w:vanish w:val="false"/>
               </w:rPr>
+              <w:t>2.2.2. Нулевые колонки</w:t>
               <w:tab/>
               <w:t>5</w:t>
             </w:r>
@@ -1240,13 +1188,6 @@
             <w:r>
               <w:rPr>
                 <w:webHidden/>
-                <w:rStyle w:val="IndexLink"/>
-              </w:rPr>
-              <w:t>2.2.3. Бинарные признаки</w:t>
-            </w:r>
-            <w:r>
-              <w:rPr>
-                <w:webHidden/>
               </w:rPr>
               <w:fldChar w:fldCharType="begin"/>
             </w:r>
@@ -1264,9 +1205,11 @@
             </w:r>
             <w:r>
               <w:rPr>
+                <w:webHidden/>
                 <w:rStyle w:val="IndexLink"/>
                 <w:vanish w:val="false"/>
               </w:rPr>
+              <w:t>2.2.3. Бинарные признаки</w:t>
               <w:tab/>
               <w:t>5</w:t>
             </w:r>
@@ -1297,13 +1240,6 @@
             <w:r>
               <w:rPr>
                 <w:webHidden/>
-                <w:rStyle w:val="IndexLink"/>
-              </w:rPr>
-              <w:t>2.2.4. Анализ выбросов</w:t>
-            </w:r>
-            <w:r>
-              <w:rPr>
-                <w:webHidden/>
               </w:rPr>
               <w:fldChar w:fldCharType="begin"/>
             </w:r>
@@ -1321,9 +1257,11 @@
             </w:r>
             <w:r>
               <w:rPr>
+                <w:webHidden/>
                 <w:rStyle w:val="IndexLink"/>
                 <w:vanish w:val="false"/>
               </w:rPr>
+              <w:t>2.2.4. Анализ выбросов</w:t>
               <w:tab/>
               <w:t>5</w:t>
             </w:r>
@@ -1354,13 +1292,6 @@
             <w:r>
               <w:rPr>
                 <w:webHidden/>
-                <w:rStyle w:val="IndexLink"/>
-              </w:rPr>
-              <w:t>2.3. Целевая переменная</w:t>
-            </w:r>
-            <w:r>
-              <w:rPr>
-                <w:webHidden/>
               </w:rPr>
               <w:fldChar w:fldCharType="begin"/>
             </w:r>
@@ -1378,9 +1309,11 @@
             </w:r>
             <w:r>
               <w:rPr>
+                <w:webHidden/>
                 <w:rStyle w:val="IndexLink"/>
                 <w:vanish w:val="false"/>
               </w:rPr>
+              <w:t>2.3. Целевая переменная</w:t>
               <w:tab/>
               <w:t>5</w:t>
             </w:r>
@@ -1411,13 +1344,6 @@
             <w:r>
               <w:rPr>
                 <w:webHidden/>
-                <w:rStyle w:val="IndexLink"/>
-              </w:rPr>
-              <w:t>3. Анализ корреляции между признаками</w:t>
-            </w:r>
-            <w:r>
-              <w:rPr>
-                <w:webHidden/>
               </w:rPr>
               <w:fldChar w:fldCharType="begin"/>
             </w:r>
@@ -1435,9 +1361,11 @@
             </w:r>
             <w:r>
               <w:rPr>
+                <w:webHidden/>
                 <w:rStyle w:val="IndexLink"/>
                 <w:vanish w:val="false"/>
               </w:rPr>
+              <w:t>3. Анализ корреляции между признаками</w:t>
               <w:tab/>
               <w:t>6</w:t>
             </w:r>
@@ -1468,13 +1396,6 @@
             <w:r>
               <w:rPr>
                 <w:webHidden/>
-                <w:rStyle w:val="IndexLink"/>
-              </w:rPr>
-              <w:t>3.1. Оценка важности признаков</w:t>
-            </w:r>
-            <w:r>
-              <w:rPr>
-                <w:webHidden/>
               </w:rPr>
               <w:fldChar w:fldCharType="begin"/>
             </w:r>
@@ -1492,9 +1413,11 @@
             </w:r>
             <w:r>
               <w:rPr>
+                <w:webHidden/>
                 <w:rStyle w:val="IndexLink"/>
                 <w:vanish w:val="false"/>
               </w:rPr>
+              <w:t>3.1. Оценка важности признаков</w:t>
               <w:tab/>
               <w:t>6</w:t>
             </w:r>
@@ -1525,13 +1448,6 @@
             <w:r>
               <w:rPr>
                 <w:webHidden/>
-                <w:rStyle w:val="IndexLink"/>
-              </w:rPr>
-              <w:t>4. Выводы по исследовательскому анализу данных</w:t>
-            </w:r>
-            <w:r>
-              <w:rPr>
-                <w:webHidden/>
               </w:rPr>
               <w:fldChar w:fldCharType="begin"/>
             </w:r>
@@ -1549,9 +1465,11 @@
             </w:r>
             <w:r>
               <w:rPr>
+                <w:webHidden/>
                 <w:rStyle w:val="IndexLink"/>
                 <w:vanish w:val="false"/>
               </w:rPr>
+              <w:t>4. Выводы по исследовательскому анализу данных</w:t>
               <w:tab/>
               <w:t>6</w:t>
             </w:r>
@@ -1582,13 +1500,6 @@
             <w:r>
               <w:rPr>
                 <w:webHidden/>
-                <w:rStyle w:val="IndexLink"/>
-              </w:rPr>
-              <w:t>5. Обучение моделей</w:t>
-            </w:r>
-            <w:r>
-              <w:rPr>
-                <w:webHidden/>
               </w:rPr>
               <w:fldChar w:fldCharType="begin"/>
             </w:r>
@@ -1606,9 +1517,11 @@
             </w:r>
             <w:r>
               <w:rPr>
+                <w:webHidden/>
                 <w:rStyle w:val="IndexLink"/>
                 <w:vanish w:val="false"/>
               </w:rPr>
+              <w:t>5. Обучение моделей</w:t>
               <w:tab/>
               <w:t>7</w:t>
             </w:r>
@@ -1639,13 +1552,6 @@
             <w:r>
               <w:rPr>
                 <w:webHidden/>
-                <w:rStyle w:val="IndexLink"/>
-              </w:rPr>
-              <w:t>5.1. Регрессия для IC50</w:t>
-            </w:r>
-            <w:r>
-              <w:rPr>
-                <w:webHidden/>
               </w:rPr>
               <w:fldChar w:fldCharType="begin"/>
             </w:r>
@@ -1663,9 +1569,11 @@
             </w:r>
             <w:r>
               <w:rPr>
+                <w:webHidden/>
                 <w:rStyle w:val="IndexLink"/>
                 <w:vanish w:val="false"/>
               </w:rPr>
+              <w:t>5.1. Регрессия для IC50</w:t>
               <w:tab/>
               <w:t>9</w:t>
             </w:r>
@@ -1696,13 +1604,6 @@
             <w:r>
               <w:rPr>
                 <w:webHidden/>
-                <w:rStyle w:val="IndexLink"/>
-              </w:rPr>
-              <w:t>5.1.1. Подготовка данных</w:t>
-            </w:r>
-            <w:r>
-              <w:rPr>
-                <w:webHidden/>
               </w:rPr>
               <w:fldChar w:fldCharType="begin"/>
             </w:r>
@@ -1720,9 +1621,11 @@
             </w:r>
             <w:r>
               <w:rPr>
+                <w:webHidden/>
                 <w:rStyle w:val="IndexLink"/>
                 <w:vanish w:val="false"/>
               </w:rPr>
+              <w:t>5.1.1. Подготовка данных</w:t>
               <w:tab/>
               <w:t>9</w:t>
             </w:r>
@@ -1753,13 +1656,6 @@
             <w:r>
               <w:rPr>
                 <w:webHidden/>
-                <w:rStyle w:val="IndexLink"/>
-              </w:rPr>
-              <w:t>5.1.2. Предобработка данных</w:t>
-            </w:r>
-            <w:r>
-              <w:rPr>
-                <w:webHidden/>
               </w:rPr>
               <w:fldChar w:fldCharType="begin"/>
             </w:r>
@@ -1777,9 +1673,11 @@
             </w:r>
             <w:r>
               <w:rPr>
+                <w:webHidden/>
                 <w:rStyle w:val="IndexLink"/>
                 <w:vanish w:val="false"/>
               </w:rPr>
+              <w:t>5.1.2. Предобработка данных</w:t>
               <w:tab/>
               <w:t>9</w:t>
             </w:r>
@@ -1810,13 +1708,6 @@
             <w:r>
               <w:rPr>
                 <w:webHidden/>
-                <w:rStyle w:val="IndexLink"/>
-              </w:rPr>
-              <w:t>5.1.3. Модели и подбор гиперпараметров</w:t>
-            </w:r>
-            <w:r>
-              <w:rPr>
-                <w:webHidden/>
               </w:rPr>
               <w:fldChar w:fldCharType="begin"/>
             </w:r>
@@ -1834,9 +1725,11 @@
             </w:r>
             <w:r>
               <w:rPr>
+                <w:webHidden/>
                 <w:rStyle w:val="IndexLink"/>
                 <w:vanish w:val="false"/>
               </w:rPr>
+              <w:t>5.1.3. Модели и подбор гиперпараметров</w:t>
               <w:tab/>
               <w:t>9</w:t>
             </w:r>
@@ -1867,13 +1760,6 @@
             <w:r>
               <w:rPr>
                 <w:webHidden/>
-                <w:rStyle w:val="IndexLink"/>
-              </w:rPr>
-              <w:t>5.1.4. Результаты обучения (на тренировочной выборке)</w:t>
-            </w:r>
-            <w:r>
-              <w:rPr>
-                <w:webHidden/>
               </w:rPr>
               <w:fldChar w:fldCharType="begin"/>
             </w:r>
@@ -1891,9 +1777,11 @@
             </w:r>
             <w:r>
               <w:rPr>
+                <w:webHidden/>
                 <w:rStyle w:val="IndexLink"/>
                 <w:vanish w:val="false"/>
               </w:rPr>
+              <w:t>5.1.4. Результаты обучения (на тренировочной выборке)</w:t>
               <w:tab/>
               <w:t>10</w:t>
             </w:r>
@@ -1924,13 +1812,6 @@
             <w:r>
               <w:rPr>
                 <w:webHidden/>
-                <w:rStyle w:val="IndexLink"/>
-              </w:rPr>
-              <w:t>5.1.5. Оценка на тестовой выборке для лучшей модели</w:t>
-            </w:r>
-            <w:r>
-              <w:rPr>
-                <w:webHidden/>
               </w:rPr>
               <w:fldChar w:fldCharType="begin"/>
             </w:r>
@@ -1948,9 +1829,11 @@
             </w:r>
             <w:r>
               <w:rPr>
+                <w:webHidden/>
                 <w:rStyle w:val="IndexLink"/>
                 <w:vanish w:val="false"/>
               </w:rPr>
+              <w:t>5.1.5. Оценка на тестовой выборке для лучшей модели</w:t>
               <w:tab/>
               <w:t>10</w:t>
             </w:r>
@@ -1981,13 +1864,6 @@
             <w:r>
               <w:rPr>
                 <w:webHidden/>
-                <w:rStyle w:val="IndexLink"/>
-              </w:rPr>
-              <w:t>5.1.6. Выводы</w:t>
-            </w:r>
-            <w:r>
-              <w:rPr>
-                <w:webHidden/>
               </w:rPr>
               <w:fldChar w:fldCharType="begin"/>
             </w:r>
@@ -2005,9 +1881,11 @@
             </w:r>
             <w:r>
               <w:rPr>
+                <w:webHidden/>
                 <w:rStyle w:val="IndexLink"/>
                 <w:vanish w:val="false"/>
               </w:rPr>
+              <w:t>5.1.6. Выводы</w:t>
               <w:tab/>
               <w:t>10</w:t>
             </w:r>
@@ -2038,13 +1916,6 @@
             <w:r>
               <w:rPr>
                 <w:webHidden/>
-                <w:rStyle w:val="IndexLink"/>
-              </w:rPr>
-              <w:t>5.2. Регрессия для CC50</w:t>
-            </w:r>
-            <w:r>
-              <w:rPr>
-                <w:webHidden/>
               </w:rPr>
               <w:fldChar w:fldCharType="begin"/>
             </w:r>
@@ -2062,9 +1933,11 @@
             </w:r>
             <w:r>
               <w:rPr>
+                <w:webHidden/>
                 <w:rStyle w:val="IndexLink"/>
                 <w:vanish w:val="false"/>
               </w:rPr>
+              <w:t>5.2. Регрессия для CC50</w:t>
               <w:tab/>
               <w:t>11</w:t>
             </w:r>
@@ -2095,13 +1968,6 @@
             <w:r>
               <w:rPr>
                 <w:webHidden/>
-                <w:rStyle w:val="IndexLink"/>
-              </w:rPr>
-              <w:t>5.2.1. Подготовка данных</w:t>
-            </w:r>
-            <w:r>
-              <w:rPr>
-                <w:webHidden/>
               </w:rPr>
               <w:fldChar w:fldCharType="begin"/>
             </w:r>
@@ -2119,9 +1985,11 @@
             </w:r>
             <w:r>
               <w:rPr>
+                <w:webHidden/>
                 <w:rStyle w:val="IndexLink"/>
                 <w:vanish w:val="false"/>
               </w:rPr>
+              <w:t>5.2.1. Подготовка данных</w:t>
               <w:tab/>
               <w:t>11</w:t>
             </w:r>
@@ -2152,13 +2020,6 @@
             <w:r>
               <w:rPr>
                 <w:webHidden/>
-                <w:rStyle w:val="IndexLink"/>
-              </w:rPr>
-              <w:t>5.2.2. Предобработка данных</w:t>
-            </w:r>
-            <w:r>
-              <w:rPr>
-                <w:webHidden/>
               </w:rPr>
               <w:fldChar w:fldCharType="begin"/>
             </w:r>
@@ -2176,9 +2037,11 @@
             </w:r>
             <w:r>
               <w:rPr>
+                <w:webHidden/>
                 <w:rStyle w:val="IndexLink"/>
                 <w:vanish w:val="false"/>
               </w:rPr>
+              <w:t>5.2.2. Предобработка данных</w:t>
               <w:tab/>
               <w:t>11</w:t>
             </w:r>
@@ -2209,13 +2072,6 @@
             <w:r>
               <w:rPr>
                 <w:webHidden/>
-                <w:rStyle w:val="IndexLink"/>
-              </w:rPr>
-              <w:t>5.2.3. Модели и подбор гиперпараметров</w:t>
-            </w:r>
-            <w:r>
-              <w:rPr>
-                <w:webHidden/>
               </w:rPr>
               <w:fldChar w:fldCharType="begin"/>
             </w:r>
@@ -2233,9 +2089,11 @@
             </w:r>
             <w:r>
               <w:rPr>
+                <w:webHidden/>
                 <w:rStyle w:val="IndexLink"/>
                 <w:vanish w:val="false"/>
               </w:rPr>
+              <w:t>5.2.3. Модели и подбор гиперпараметров</w:t>
               <w:tab/>
               <w:t>11</w:t>
             </w:r>
@@ -2266,13 +2124,6 @@
             <w:r>
               <w:rPr>
                 <w:webHidden/>
-                <w:rStyle w:val="IndexLink"/>
-              </w:rPr>
-              <w:t>5.2.4. Результаты обучения (на тренировочной выборке)</w:t>
-            </w:r>
-            <w:r>
-              <w:rPr>
-                <w:webHidden/>
               </w:rPr>
               <w:fldChar w:fldCharType="begin"/>
             </w:r>
@@ -2290,9 +2141,11 @@
             </w:r>
             <w:r>
               <w:rPr>
+                <w:webHidden/>
                 <w:rStyle w:val="IndexLink"/>
                 <w:vanish w:val="false"/>
               </w:rPr>
+              <w:t>5.2.4. Результаты обучения (на тренировочной выборке)</w:t>
               <w:tab/>
               <w:t>12</w:t>
             </w:r>
@@ -2323,13 +2176,6 @@
             <w:r>
               <w:rPr>
                 <w:webHidden/>
-                <w:rStyle w:val="IndexLink"/>
-              </w:rPr>
-              <w:t>5.2.5. Оценка на тестовой выборке</w:t>
-            </w:r>
-            <w:r>
-              <w:rPr>
-                <w:webHidden/>
               </w:rPr>
               <w:fldChar w:fldCharType="begin"/>
             </w:r>
@@ -2347,9 +2193,11 @@
             </w:r>
             <w:r>
               <w:rPr>
+                <w:webHidden/>
                 <w:rStyle w:val="IndexLink"/>
                 <w:vanish w:val="false"/>
               </w:rPr>
+              <w:t>5.2.5. Оценка на тестовой выборке</w:t>
               <w:tab/>
               <w:t>12</w:t>
             </w:r>
@@ -2380,13 +2228,6 @@
             <w:r>
               <w:rPr>
                 <w:webHidden/>
-                <w:rStyle w:val="IndexLink"/>
-              </w:rPr>
-              <w:t>5.2.6. Выводы</w:t>
-            </w:r>
-            <w:r>
-              <w:rPr>
-                <w:webHidden/>
               </w:rPr>
               <w:fldChar w:fldCharType="begin"/>
             </w:r>
@@ -2404,9 +2245,11 @@
             </w:r>
             <w:r>
               <w:rPr>
+                <w:webHidden/>
                 <w:rStyle w:val="IndexLink"/>
                 <w:vanish w:val="false"/>
               </w:rPr>
+              <w:t>5.2.6. Выводы</w:t>
               <w:tab/>
               <w:t>12</w:t>
             </w:r>
@@ -2437,13 +2280,6 @@
             <w:r>
               <w:rPr>
                 <w:webHidden/>
-                <w:rStyle w:val="IndexLink"/>
-              </w:rPr>
-              <w:t>5.3. Регрессия для SI</w:t>
-            </w:r>
-            <w:r>
-              <w:rPr>
-                <w:webHidden/>
               </w:rPr>
               <w:fldChar w:fldCharType="begin"/>
             </w:r>
@@ -2461,9 +2297,11 @@
             </w:r>
             <w:r>
               <w:rPr>
+                <w:webHidden/>
                 <w:rStyle w:val="IndexLink"/>
                 <w:vanish w:val="false"/>
               </w:rPr>
+              <w:t>5.3. Регрессия для SI</w:t>
               <w:tab/>
               <w:t>13</w:t>
             </w:r>
@@ -2494,13 +2332,6 @@
             <w:r>
               <w:rPr>
                 <w:webHidden/>
-                <w:rStyle w:val="IndexLink"/>
-              </w:rPr>
-              <w:t>5.3.1. Подготовка данных</w:t>
-            </w:r>
-            <w:r>
-              <w:rPr>
-                <w:webHidden/>
               </w:rPr>
               <w:fldChar w:fldCharType="begin"/>
             </w:r>
@@ -2518,9 +2349,11 @@
             </w:r>
             <w:r>
               <w:rPr>
+                <w:webHidden/>
                 <w:rStyle w:val="IndexLink"/>
                 <w:vanish w:val="false"/>
               </w:rPr>
+              <w:t>5.3.1. Подготовка данных</w:t>
               <w:tab/>
               <w:t>13</w:t>
             </w:r>
@@ -2551,13 +2384,6 @@
             <w:r>
               <w:rPr>
                 <w:webHidden/>
-                <w:rStyle w:val="IndexLink"/>
-              </w:rPr>
-              <w:t>5.3.2. Предобработка данных</w:t>
-            </w:r>
-            <w:r>
-              <w:rPr>
-                <w:webHidden/>
               </w:rPr>
               <w:fldChar w:fldCharType="begin"/>
             </w:r>
@@ -2575,9 +2401,11 @@
             </w:r>
             <w:r>
               <w:rPr>
+                <w:webHidden/>
                 <w:rStyle w:val="IndexLink"/>
                 <w:vanish w:val="false"/>
               </w:rPr>
+              <w:t>5.3.2. Предобработка данных</w:t>
               <w:tab/>
               <w:t>13</w:t>
             </w:r>
@@ -2608,13 +2436,6 @@
             <w:r>
               <w:rPr>
                 <w:webHidden/>
-                <w:rStyle w:val="IndexLink"/>
-              </w:rPr>
-              <w:t>5.3.3. Модели и подбор гиперпараметров</w:t>
-            </w:r>
-            <w:r>
-              <w:rPr>
-                <w:webHidden/>
               </w:rPr>
               <w:fldChar w:fldCharType="begin"/>
             </w:r>
@@ -2632,9 +2453,11 @@
             </w:r>
             <w:r>
               <w:rPr>
+                <w:webHidden/>
                 <w:rStyle w:val="IndexLink"/>
                 <w:vanish w:val="false"/>
               </w:rPr>
+              <w:t>5.3.3. Модели и подбор гиперпараметров</w:t>
               <w:tab/>
               <w:t>13</w:t>
             </w:r>
@@ -2665,13 +2488,6 @@
             <w:r>
               <w:rPr>
                 <w:webHidden/>
-                <w:rStyle w:val="IndexLink"/>
-              </w:rPr>
-              <w:t>5.3.4. Результаты обучения (на тренировочной выборке)</w:t>
-            </w:r>
-            <w:r>
-              <w:rPr>
-                <w:webHidden/>
               </w:rPr>
               <w:fldChar w:fldCharType="begin"/>
             </w:r>
@@ -2689,9 +2505,11 @@
             </w:r>
             <w:r>
               <w:rPr>
+                <w:webHidden/>
                 <w:rStyle w:val="IndexLink"/>
                 <w:vanish w:val="false"/>
               </w:rPr>
+              <w:t>5.3.4. Результаты обучения (на тренировочной выборке)</w:t>
               <w:tab/>
               <w:t>14</w:t>
             </w:r>
@@ -2722,13 +2540,6 @@
             <w:r>
               <w:rPr>
                 <w:webHidden/>
-                <w:rStyle w:val="IndexLink"/>
-              </w:rPr>
-              <w:t>5.3.5. Оценка на тестовой выборке</w:t>
-            </w:r>
-            <w:r>
-              <w:rPr>
-                <w:webHidden/>
               </w:rPr>
               <w:fldChar w:fldCharType="begin"/>
             </w:r>
@@ -2746,9 +2557,11 @@
             </w:r>
             <w:r>
               <w:rPr>
+                <w:webHidden/>
                 <w:rStyle w:val="IndexLink"/>
                 <w:vanish w:val="false"/>
               </w:rPr>
+              <w:t>5.3.5. Оценка на тестовой выборке</w:t>
               <w:tab/>
               <w:t>14</w:t>
             </w:r>
@@ -2779,13 +2592,6 @@
             <w:r>
               <w:rPr>
                 <w:webHidden/>
-                <w:rStyle w:val="IndexLink"/>
-              </w:rPr>
-              <w:t>5.3.6. Выводы</w:t>
-            </w:r>
-            <w:r>
-              <w:rPr>
-                <w:webHidden/>
               </w:rPr>
               <w:fldChar w:fldCharType="begin"/>
             </w:r>
@@ -2803,9 +2609,11 @@
             </w:r>
             <w:r>
               <w:rPr>
+                <w:webHidden/>
                 <w:rStyle w:val="IndexLink"/>
                 <w:vanish w:val="false"/>
               </w:rPr>
+              <w:t>5.3.6. Выводы</w:t>
               <w:tab/>
               <w:t>14</w:t>
             </w:r>
@@ -2836,13 +2644,6 @@
             <w:r>
               <w:rPr>
                 <w:webHidden/>
-                <w:rStyle w:val="IndexLink"/>
-              </w:rPr>
-              <w:t>5.4. Классификация: превышает ли значение IC50 медианное значение выборки</w:t>
-            </w:r>
-            <w:r>
-              <w:rPr>
-                <w:webHidden/>
               </w:rPr>
               <w:fldChar w:fldCharType="begin"/>
             </w:r>
@@ -2860,9 +2661,11 @@
             </w:r>
             <w:r>
               <w:rPr>
+                <w:webHidden/>
                 <w:rStyle w:val="IndexLink"/>
                 <w:vanish w:val="false"/>
               </w:rPr>
+              <w:t>5.4. Классификация: превышает ли значение IC50 медианное значение выборки</w:t>
               <w:tab/>
               <w:t>15</w:t>
             </w:r>
@@ -2893,13 +2696,6 @@
             <w:r>
               <w:rPr>
                 <w:webHidden/>
-                <w:rStyle w:val="IndexLink"/>
-              </w:rPr>
-              <w:t>5.4.1. Подготовка данных</w:t>
-            </w:r>
-            <w:r>
-              <w:rPr>
-                <w:webHidden/>
               </w:rPr>
               <w:fldChar w:fldCharType="begin"/>
             </w:r>
@@ -2917,9 +2713,11 @@
             </w:r>
             <w:r>
               <w:rPr>
+                <w:webHidden/>
                 <w:rStyle w:val="IndexLink"/>
                 <w:vanish w:val="false"/>
               </w:rPr>
+              <w:t>5.4.1. Подготовка данных</w:t>
               <w:tab/>
               <w:t>15</w:t>
             </w:r>
@@ -2950,13 +2748,6 @@
             <w:r>
               <w:rPr>
                 <w:webHidden/>
-                <w:rStyle w:val="IndexLink"/>
-              </w:rPr>
-              <w:t>5.4.2. Предобработка данных</w:t>
-            </w:r>
-            <w:r>
-              <w:rPr>
-                <w:webHidden/>
               </w:rPr>
               <w:fldChar w:fldCharType="begin"/>
             </w:r>
@@ -2974,9 +2765,11 @@
             </w:r>
             <w:r>
               <w:rPr>
+                <w:webHidden/>
                 <w:rStyle w:val="IndexLink"/>
                 <w:vanish w:val="false"/>
               </w:rPr>
+              <w:t>5.4.2. Предобработка данных</w:t>
               <w:tab/>
               <w:t>15</w:t>
             </w:r>
@@ -3007,13 +2800,6 @@
             <w:r>
               <w:rPr>
                 <w:webHidden/>
-                <w:rStyle w:val="IndexLink"/>
-              </w:rPr>
-              <w:t>5.4.3. Модели и подбор гиперпараметров</w:t>
-            </w:r>
-            <w:r>
-              <w:rPr>
-                <w:webHidden/>
               </w:rPr>
               <w:fldChar w:fldCharType="begin"/>
             </w:r>
@@ -3031,9 +2817,11 @@
             </w:r>
             <w:r>
               <w:rPr>
+                <w:webHidden/>
                 <w:rStyle w:val="IndexLink"/>
                 <w:vanish w:val="false"/>
               </w:rPr>
+              <w:t>5.4.3. Модели и подбор гиперпараметров</w:t>
               <w:tab/>
               <w:t>15</w:t>
             </w:r>
@@ -3064,13 +2852,6 @@
             <w:r>
               <w:rPr>
                 <w:webHidden/>
-                <w:rStyle w:val="IndexLink"/>
-              </w:rPr>
-              <w:t>5.4.4. Метрики KNN на тестовой выборке</w:t>
-            </w:r>
-            <w:r>
-              <w:rPr>
-                <w:webHidden/>
               </w:rPr>
               <w:fldChar w:fldCharType="begin"/>
             </w:r>
@@ -3088,9 +2869,11 @@
             </w:r>
             <w:r>
               <w:rPr>
+                <w:webHidden/>
                 <w:rStyle w:val="IndexLink"/>
                 <w:vanish w:val="false"/>
               </w:rPr>
+              <w:t>5.4.4. Метрики KNN на тестовой выборке</w:t>
               <w:tab/>
               <w:t>16</w:t>
             </w:r>
@@ -3121,13 +2904,6 @@
             <w:r>
               <w:rPr>
                 <w:webHidden/>
-                <w:rStyle w:val="IndexLink"/>
-              </w:rPr>
-              <w:t>5.4.5. Ключевые выводы</w:t>
-            </w:r>
-            <w:r>
-              <w:rPr>
-                <w:webHidden/>
               </w:rPr>
               <w:fldChar w:fldCharType="begin"/>
             </w:r>
@@ -3145,9 +2921,11 @@
             </w:r>
             <w:r>
               <w:rPr>
+                <w:webHidden/>
                 <w:rStyle w:val="IndexLink"/>
                 <w:vanish w:val="false"/>
               </w:rPr>
+              <w:t>5.4.5. Ключевые выводы</w:t>
               <w:tab/>
               <w:t>16</w:t>
             </w:r>
@@ -3178,13 +2956,6 @@
             <w:r>
               <w:rPr>
                 <w:webHidden/>
-                <w:rStyle w:val="IndexLink"/>
-              </w:rPr>
-              <w:t>5.5. Классификация: превышает ли значение CC50 медианное значение выборки</w:t>
-            </w:r>
-            <w:r>
-              <w:rPr>
-                <w:webHidden/>
               </w:rPr>
               <w:fldChar w:fldCharType="begin"/>
             </w:r>
@@ -3202,9 +2973,11 @@
             </w:r>
             <w:r>
               <w:rPr>
+                <w:webHidden/>
                 <w:rStyle w:val="IndexLink"/>
                 <w:vanish w:val="false"/>
               </w:rPr>
+              <w:t>5.5. Классификация: превышает ли значение CC50 медианное значение выборки</w:t>
               <w:tab/>
               <w:t>17</w:t>
             </w:r>
@@ -3235,13 +3008,6 @@
             <w:r>
               <w:rPr>
                 <w:webHidden/>
-                <w:rStyle w:val="IndexLink"/>
-              </w:rPr>
-              <w:t>5.5.1. Результаты обучения моделей (best_score_accuracy)</w:t>
-            </w:r>
-            <w:r>
-              <w:rPr>
-                <w:webHidden/>
               </w:rPr>
               <w:fldChar w:fldCharType="begin"/>
             </w:r>
@@ -3259,9 +3025,11 @@
             </w:r>
             <w:r>
               <w:rPr>
+                <w:webHidden/>
                 <w:rStyle w:val="IndexLink"/>
                 <w:vanish w:val="false"/>
               </w:rPr>
+              <w:t>5.5.1. Результаты обучения моделей (best_score_accuracy)</w:t>
               <w:tab/>
               <w:t>17</w:t>
             </w:r>
@@ -3292,13 +3060,6 @@
             <w:r>
               <w:rPr>
                 <w:webHidden/>
-                <w:rStyle w:val="IndexLink"/>
-              </w:rPr>
-              <w:t>5.5.2. Метрики RandomForest на тестовой выборке</w:t>
-            </w:r>
-            <w:r>
-              <w:rPr>
-                <w:webHidden/>
               </w:rPr>
               <w:fldChar w:fldCharType="begin"/>
             </w:r>
@@ -3316,9 +3077,11 @@
             </w:r>
             <w:r>
               <w:rPr>
+                <w:webHidden/>
                 <w:rStyle w:val="IndexLink"/>
                 <w:vanish w:val="false"/>
               </w:rPr>
+              <w:t>5.5.2. Метрики RandomForest на тестовой выборке</w:t>
               <w:tab/>
               <w:t>17</w:t>
             </w:r>
@@ -3349,13 +3112,6 @@
             <w:r>
               <w:rPr>
                 <w:webHidden/>
-                <w:rStyle w:val="IndexLink"/>
-              </w:rPr>
-              <w:t>5.5.3. Выводы</w:t>
-            </w:r>
-            <w:r>
-              <w:rPr>
-                <w:webHidden/>
               </w:rPr>
               <w:fldChar w:fldCharType="begin"/>
             </w:r>
@@ -3373,9 +3129,11 @@
             </w:r>
             <w:r>
               <w:rPr>
+                <w:webHidden/>
                 <w:rStyle w:val="IndexLink"/>
                 <w:vanish w:val="false"/>
               </w:rPr>
+              <w:t>5.5.3. Выводы</w:t>
               <w:tab/>
               <w:t>17</w:t>
             </w:r>
@@ -3406,13 +3164,6 @@
             <w:r>
               <w:rPr>
                 <w:webHidden/>
-                <w:rStyle w:val="IndexLink"/>
-              </w:rPr>
-              <w:t>5.6. Классификация: превышает ли значение SI медианное значение выборки</w:t>
-            </w:r>
-            <w:r>
-              <w:rPr>
-                <w:webHidden/>
               </w:rPr>
               <w:fldChar w:fldCharType="begin"/>
             </w:r>
@@ -3430,9 +3181,11 @@
             </w:r>
             <w:r>
               <w:rPr>
+                <w:webHidden/>
                 <w:rStyle w:val="IndexLink"/>
                 <w:vanish w:val="false"/>
               </w:rPr>
+              <w:t>5.6. Классификация: превышает ли значение SI медианное значение выборки</w:t>
               <w:tab/>
               <w:t>18</w:t>
             </w:r>
@@ -3463,13 +3216,6 @@
             <w:r>
               <w:rPr>
                 <w:webHidden/>
-                <w:rStyle w:val="IndexLink"/>
-              </w:rPr>
-              <w:t>5.6.1. Результаты обучения моделей (best_score_accuracy)</w:t>
-            </w:r>
-            <w:r>
-              <w:rPr>
-                <w:webHidden/>
               </w:rPr>
               <w:fldChar w:fldCharType="begin"/>
             </w:r>
@@ -3487,9 +3233,11 @@
             </w:r>
             <w:r>
               <w:rPr>
+                <w:webHidden/>
                 <w:rStyle w:val="IndexLink"/>
                 <w:vanish w:val="false"/>
               </w:rPr>
+              <w:t>5.6.1. Результаты обучения моделей (best_score_accuracy)</w:t>
               <w:tab/>
               <w:t>18</w:t>
             </w:r>
@@ -3520,13 +3268,6 @@
             <w:r>
               <w:rPr>
                 <w:webHidden/>
-                <w:rStyle w:val="IndexLink"/>
-              </w:rPr>
-              <w:t>5.6.2. Метрики KNN на тестовой выборке</w:t>
-            </w:r>
-            <w:r>
-              <w:rPr>
-                <w:webHidden/>
               </w:rPr>
               <w:fldChar w:fldCharType="begin"/>
             </w:r>
@@ -3544,9 +3285,11 @@
             </w:r>
             <w:r>
               <w:rPr>
+                <w:webHidden/>
                 <w:rStyle w:val="IndexLink"/>
                 <w:vanish w:val="false"/>
               </w:rPr>
+              <w:t>5.6.2. Метрики KNN на тестовой выборке</w:t>
               <w:tab/>
               <w:t>18</w:t>
             </w:r>
@@ -3577,13 +3320,6 @@
             <w:r>
               <w:rPr>
                 <w:webHidden/>
-                <w:rStyle w:val="IndexLink"/>
-              </w:rPr>
-              <w:t>5.6.3. Выводы</w:t>
-            </w:r>
-            <w:r>
-              <w:rPr>
-                <w:webHidden/>
               </w:rPr>
               <w:fldChar w:fldCharType="begin"/>
             </w:r>
@@ -3601,9 +3337,11 @@
             </w:r>
             <w:r>
               <w:rPr>
+                <w:webHidden/>
                 <w:rStyle w:val="IndexLink"/>
                 <w:vanish w:val="false"/>
               </w:rPr>
+              <w:t>5.6.3. Выводы</w:t>
               <w:tab/>
               <w:t>18</w:t>
             </w:r>
@@ -3634,13 +3372,6 @@
             <w:r>
               <w:rPr>
                 <w:webHidden/>
-                <w:rStyle w:val="IndexLink"/>
-              </w:rPr>
-              <w:t>5.7. Классификация: превышает ли значение SI значение 8</w:t>
-            </w:r>
-            <w:r>
-              <w:rPr>
-                <w:webHidden/>
               </w:rPr>
               <w:fldChar w:fldCharType="begin"/>
             </w:r>
@@ -3658,9 +3389,11 @@
             </w:r>
             <w:r>
               <w:rPr>
+                <w:webHidden/>
                 <w:rStyle w:val="IndexLink"/>
                 <w:vanish w:val="false"/>
               </w:rPr>
+              <w:t>5.7. Классификация: превышает ли значение SI значение 8</w:t>
               <w:tab/>
               <w:t>19</w:t>
             </w:r>
@@ -3691,13 +3424,6 @@
             <w:r>
               <w:rPr>
                 <w:webHidden/>
-                <w:rStyle w:val="IndexLink"/>
-              </w:rPr>
-              <w:t>5.7.1. Лучшая модель: KNN</w:t>
-            </w:r>
-            <w:r>
-              <w:rPr>
-                <w:webHidden/>
               </w:rPr>
               <w:fldChar w:fldCharType="begin"/>
             </w:r>
@@ -3715,9 +3441,11 @@
             </w:r>
             <w:r>
               <w:rPr>
+                <w:webHidden/>
                 <w:rStyle w:val="IndexLink"/>
                 <w:vanish w:val="false"/>
               </w:rPr>
+              <w:t>5.7.1. Лучшая модель: KNN</w:t>
               <w:tab/>
               <w:t>19</w:t>
             </w:r>
@@ -3748,13 +3476,6 @@
             <w:r>
               <w:rPr>
                 <w:webHidden/>
-                <w:rStyle w:val="IndexLink"/>
-              </w:rPr>
-              <w:t>5.7.2. Метрики KNN на тестовой выборке</w:t>
-            </w:r>
-            <w:r>
-              <w:rPr>
-                <w:webHidden/>
               </w:rPr>
               <w:fldChar w:fldCharType="begin"/>
             </w:r>
@@ -3772,9 +3493,11 @@
             </w:r>
             <w:r>
               <w:rPr>
+                <w:webHidden/>
                 <w:rStyle w:val="IndexLink"/>
                 <w:vanish w:val="false"/>
               </w:rPr>
+              <w:t>5.7.2. Метрики KNN на тестовой выборке</w:t>
               <w:tab/>
               <w:t>19</w:t>
             </w:r>
@@ -3805,13 +3528,6 @@
             <w:r>
               <w:rPr>
                 <w:webHidden/>
-                <w:rStyle w:val="IndexLink"/>
-              </w:rPr>
-              <w:t>5.7.3. Выводы</w:t>
-            </w:r>
-            <w:r>
-              <w:rPr>
-                <w:webHidden/>
               </w:rPr>
               <w:fldChar w:fldCharType="begin"/>
             </w:r>
@@ -3829,9 +3545,11 @@
             </w:r>
             <w:r>
               <w:rPr>
+                <w:webHidden/>
                 <w:rStyle w:val="IndexLink"/>
                 <w:vanish w:val="false"/>
               </w:rPr>
+              <w:t>5.7.3. Выводы</w:t>
               <w:tab/>
               <w:t>19</w:t>
             </w:r>
@@ -3862,13 +3580,6 @@
             <w:r>
               <w:rPr>
                 <w:webHidden/>
-                <w:rStyle w:val="IndexLink"/>
-              </w:rPr>
-              <w:t>6. Вывод</w:t>
-            </w:r>
-            <w:r>
-              <w:rPr>
-                <w:webHidden/>
               </w:rPr>
               <w:fldChar w:fldCharType="begin"/>
             </w:r>
@@ -3886,9 +3597,11 @@
             </w:r>
             <w:r>
               <w:rPr>
+                <w:webHidden/>
                 <w:rStyle w:val="IndexLink"/>
                 <w:vanish w:val="false"/>
               </w:rPr>
+              <w:t>6. Вывод</w:t>
               <w:tab/>
               <w:t>20</w:t>
             </w:r>
@@ -6444,8 +6157,8 @@
         <w:ind w:start="0"/>
         <w:rPr/>
       </w:pPr>
-      <w:bookmarkStart w:id="14" w:name="_Toc226553520"/>
-      <w:bookmarkStart w:id="15" w:name="_Ref226539122"/>
+      <w:bookmarkStart w:id="14" w:name="_Ref226539122"/>
+      <w:bookmarkStart w:id="15" w:name="_Toc226553520"/>
       <w:r>
         <w:rPr/>
         <w:t>Подготовка данных</w:t>
@@ -8044,15 +7757,15 @@
         <w:tblLook w:val="04a0" w:noHBand="0" w:noVBand="1" w:firstColumn="1" w:lastRow="0" w:lastColumn="0" w:firstRow="1"/>
       </w:tblPr>
       <w:tblGrid>
-        <w:gridCol w:w="1798"/>
-        <w:gridCol w:w="1963"/>
+        <w:gridCol w:w="1797"/>
+        <w:gridCol w:w="1964"/>
         <w:gridCol w:w="5515"/>
       </w:tblGrid>
       <w:tr>
         <w:trPr/>
         <w:tc>
           <w:tcPr>
-            <w:tcW w:w="1798" w:type="dxa"/>
+            <w:tcW w:w="1797" w:type="dxa"/>
             <w:tcBorders>
               <w:top w:val="single" w:sz="4" w:space="0" w:color="000000"/>
               <w:start w:val="single" w:sz="4" w:space="0" w:color="000000"/>
@@ -8083,7 +7796,7 @@
         </w:tc>
         <w:tc>
           <w:tcPr>
-            <w:tcW w:w="1963" w:type="dxa"/>
+            <w:tcW w:w="1964" w:type="dxa"/>
             <w:tcBorders>
               <w:top w:val="single" w:sz="4" w:space="0" w:color="000000"/>
               <w:start w:val="single" w:sz="4" w:space="0" w:color="000000"/>
@@ -8168,7 +7881,7 @@
         <w:trPr/>
         <w:tc>
           <w:tcPr>
-            <w:tcW w:w="1798" w:type="dxa"/>
+            <w:tcW w:w="1797" w:type="dxa"/>
             <w:tcBorders>
               <w:start w:val="single" w:sz="4" w:space="0" w:color="000000"/>
               <w:bottom w:val="single" w:sz="4" w:space="0" w:color="000000"/>
@@ -8192,7 +7905,7 @@
         </w:tc>
         <w:tc>
           <w:tcPr>
-            <w:tcW w:w="1963" w:type="dxa"/>
+            <w:tcW w:w="1964" w:type="dxa"/>
             <w:tcBorders>
               <w:start w:val="single" w:sz="4" w:space="0" w:color="000000"/>
               <w:bottom w:val="single" w:sz="4" w:space="0" w:color="000000"/>
@@ -8247,7 +7960,7 @@
         <w:trPr/>
         <w:tc>
           <w:tcPr>
-            <w:tcW w:w="1798" w:type="dxa"/>
+            <w:tcW w:w="1797" w:type="dxa"/>
             <w:tcBorders>
               <w:start w:val="single" w:sz="4" w:space="0" w:color="000000"/>
               <w:bottom w:val="single" w:sz="4" w:space="0" w:color="000000"/>
@@ -8271,7 +7984,7 @@
         </w:tc>
         <w:tc>
           <w:tcPr>
-            <w:tcW w:w="1963" w:type="dxa"/>
+            <w:tcW w:w="1964" w:type="dxa"/>
             <w:tcBorders>
               <w:start w:val="single" w:sz="4" w:space="0" w:color="000000"/>
               <w:bottom w:val="single" w:sz="4" w:space="0" w:color="000000"/>
@@ -8326,7 +8039,7 @@
         <w:trPr/>
         <w:tc>
           <w:tcPr>
-            <w:tcW w:w="1798" w:type="dxa"/>
+            <w:tcW w:w="1797" w:type="dxa"/>
             <w:tcBorders>
               <w:start w:val="single" w:sz="4" w:space="0" w:color="000000"/>
               <w:bottom w:val="single" w:sz="4" w:space="0" w:color="000000"/>
@@ -8350,7 +8063,7 @@
         </w:tc>
         <w:tc>
           <w:tcPr>
-            <w:tcW w:w="1963" w:type="dxa"/>
+            <w:tcW w:w="1964" w:type="dxa"/>
             <w:tcBorders>
               <w:start w:val="single" w:sz="4" w:space="0" w:color="000000"/>
               <w:bottom w:val="single" w:sz="4" w:space="0" w:color="000000"/>
@@ -8405,7 +8118,7 @@
         <w:trPr/>
         <w:tc>
           <w:tcPr>
-            <w:tcW w:w="1798" w:type="dxa"/>
+            <w:tcW w:w="1797" w:type="dxa"/>
             <w:tcBorders>
               <w:start w:val="single" w:sz="4" w:space="0" w:color="000000"/>
               <w:bottom w:val="single" w:sz="4" w:space="0" w:color="000000"/>
@@ -8429,7 +8142,7 @@
         </w:tc>
         <w:tc>
           <w:tcPr>
-            <w:tcW w:w="1963" w:type="dxa"/>
+            <w:tcW w:w="1964" w:type="dxa"/>
             <w:tcBorders>
               <w:start w:val="single" w:sz="4" w:space="0" w:color="000000"/>
               <w:bottom w:val="single" w:sz="4" w:space="0" w:color="000000"/>
@@ -8487,7 +8200,7 @@
         <w:trPr/>
         <w:tc>
           <w:tcPr>
-            <w:tcW w:w="1798" w:type="dxa"/>
+            <w:tcW w:w="1797" w:type="dxa"/>
             <w:tcBorders>
               <w:start w:val="single" w:sz="4" w:space="0" w:color="000000"/>
               <w:bottom w:val="single" w:sz="4" w:space="0" w:color="000000"/>
@@ -8511,7 +8224,7 @@
         </w:tc>
         <w:tc>
           <w:tcPr>
-            <w:tcW w:w="1963" w:type="dxa"/>
+            <w:tcW w:w="1964" w:type="dxa"/>
             <w:tcBorders>
               <w:start w:val="single" w:sz="4" w:space="0" w:color="000000"/>
               <w:bottom w:val="single" w:sz="4" w:space="0" w:color="000000"/>
@@ -9294,15 +9007,15 @@
         <w:tblLook w:val="04a0" w:noHBand="0" w:noVBand="1" w:firstColumn="1" w:lastRow="0" w:lastColumn="0" w:firstRow="1"/>
       </w:tblPr>
       <w:tblGrid>
-        <w:gridCol w:w="1798"/>
-        <w:gridCol w:w="1966"/>
+        <w:gridCol w:w="1797"/>
+        <w:gridCol w:w="1967"/>
         <w:gridCol w:w="5512"/>
       </w:tblGrid>
       <w:tr>
         <w:trPr/>
         <w:tc>
           <w:tcPr>
-            <w:tcW w:w="1798" w:type="dxa"/>
+            <w:tcW w:w="1797" w:type="dxa"/>
             <w:tcBorders>
               <w:top w:val="single" w:sz="4" w:space="0" w:color="000000"/>
               <w:start w:val="single" w:sz="4" w:space="0" w:color="000000"/>
@@ -9332,7 +9045,7 @@
         </w:tc>
         <w:tc>
           <w:tcPr>
-            <w:tcW w:w="1966" w:type="dxa"/>
+            <w:tcW w:w="1967" w:type="dxa"/>
             <w:tcBorders>
               <w:top w:val="single" w:sz="4" w:space="0" w:color="000000"/>
               <w:start w:val="single" w:sz="4" w:space="0" w:color="000000"/>
@@ -9415,7 +9128,7 @@
         <w:trPr/>
         <w:tc>
           <w:tcPr>
-            <w:tcW w:w="1798" w:type="dxa"/>
+            <w:tcW w:w="1797" w:type="dxa"/>
             <w:tcBorders>
               <w:start w:val="single" w:sz="4" w:space="0" w:color="000000"/>
               <w:bottom w:val="single" w:sz="4" w:space="0" w:color="000000"/>
@@ -9437,7 +9150,7 @@
         </w:tc>
         <w:tc>
           <w:tcPr>
-            <w:tcW w:w="1966" w:type="dxa"/>
+            <w:tcW w:w="1967" w:type="dxa"/>
             <w:tcBorders>
               <w:start w:val="single" w:sz="4" w:space="0" w:color="000000"/>
               <w:bottom w:val="single" w:sz="4" w:space="0" w:color="000000"/>
@@ -9497,7 +9210,7 @@
         <w:trPr/>
         <w:tc>
           <w:tcPr>
-            <w:tcW w:w="1798" w:type="dxa"/>
+            <w:tcW w:w="1797" w:type="dxa"/>
             <w:tcBorders>
               <w:start w:val="single" w:sz="4" w:space="0" w:color="000000"/>
               <w:bottom w:val="single" w:sz="4" w:space="0" w:color="000000"/>
@@ -9519,7 +9232,7 @@
         </w:tc>
         <w:tc>
           <w:tcPr>
-            <w:tcW w:w="1966" w:type="dxa"/>
+            <w:tcW w:w="1967" w:type="dxa"/>
             <w:tcBorders>
               <w:start w:val="single" w:sz="4" w:space="0" w:color="000000"/>
               <w:bottom w:val="single" w:sz="4" w:space="0" w:color="000000"/>
@@ -9581,7 +9294,7 @@
         <w:trPr/>
         <w:tc>
           <w:tcPr>
-            <w:tcW w:w="1798" w:type="dxa"/>
+            <w:tcW w:w="1797" w:type="dxa"/>
             <w:tcBorders>
               <w:start w:val="single" w:sz="4" w:space="0" w:color="000000"/>
               <w:bottom w:val="single" w:sz="4" w:space="0" w:color="000000"/>
@@ -9603,7 +9316,7 @@
         </w:tc>
         <w:tc>
           <w:tcPr>
-            <w:tcW w:w="1966" w:type="dxa"/>
+            <w:tcW w:w="1967" w:type="dxa"/>
             <w:tcBorders>
               <w:start w:val="single" w:sz="4" w:space="0" w:color="000000"/>
               <w:bottom w:val="single" w:sz="4" w:space="0" w:color="000000"/>
@@ -9665,7 +9378,7 @@
         <w:trPr/>
         <w:tc>
           <w:tcPr>
-            <w:tcW w:w="1798" w:type="dxa"/>
+            <w:tcW w:w="1797" w:type="dxa"/>
             <w:tcBorders>
               <w:start w:val="single" w:sz="4" w:space="0" w:color="000000"/>
               <w:bottom w:val="single" w:sz="4" w:space="0" w:color="000000"/>
@@ -9687,7 +9400,7 @@
         </w:tc>
         <w:tc>
           <w:tcPr>
-            <w:tcW w:w="1966" w:type="dxa"/>
+            <w:tcW w:w="1967" w:type="dxa"/>
             <w:tcBorders>
               <w:start w:val="single" w:sz="4" w:space="0" w:color="000000"/>
               <w:bottom w:val="single" w:sz="4" w:space="0" w:color="000000"/>
@@ -9749,7 +9462,7 @@
         <w:trPr/>
         <w:tc>
           <w:tcPr>
-            <w:tcW w:w="1798" w:type="dxa"/>
+            <w:tcW w:w="1797" w:type="dxa"/>
             <w:tcBorders>
               <w:start w:val="single" w:sz="4" w:space="0" w:color="000000"/>
               <w:bottom w:val="single" w:sz="4" w:space="0" w:color="000000"/>
@@ -9771,7 +9484,7 @@
         </w:tc>
         <w:tc>
           <w:tcPr>
-            <w:tcW w:w="1966" w:type="dxa"/>
+            <w:tcW w:w="1967" w:type="dxa"/>
             <w:tcBorders>
               <w:start w:val="single" w:sz="4" w:space="0" w:color="000000"/>
               <w:bottom w:val="single" w:sz="4" w:space="0" w:color="000000"/>
@@ -13855,15 +13568,7 @@
       </w:pPr>
       <w:r>
         <w:rPr/>
-        <w:t xml:space="preserve">Мы проанализировали массив данных с использованием инструментов из пакета pandas и sklearn. </w:t>
-      </w:r>
-      <w:r>
-        <w:rPr/>
-        <w:t>М</w:t>
-      </w:r>
-      <w:r>
-        <w:rPr/>
-        <w:t xml:space="preserve">ы провели исследовательский анализ данных, обнаружили выбросы, пропуски и коррелирующие между собой признаки. </w:t>
+        <w:t xml:space="preserve">Мы проанализировали массив данных с использованием инструментов из пакета pandas и sklearn. Мы провели исследовательский анализ данных, обнаружили выбросы, пропуски и коррелирующие между собой признаки. </w:t>
       </w:r>
     </w:p>
     <w:p>
@@ -13915,7 +13620,7 @@
       <w:tblGrid>
         <w:gridCol w:w="3057"/>
         <w:gridCol w:w="1757"/>
-        <w:gridCol w:w="2408"/>
+        <w:gridCol w:w="2407"/>
         <w:gridCol w:w="2416"/>
       </w:tblGrid>
       <w:tr>
@@ -14022,7 +13727,7 @@
         </w:tc>
         <w:tc>
           <w:tcPr>
-            <w:tcW w:w="2408" w:type="dxa"/>
+            <w:tcW w:w="2407" w:type="dxa"/>
             <w:tcBorders>
               <w:top w:val="single" w:sz="4" w:space="0" w:color="000000"/>
               <w:start w:val="single" w:sz="4" w:space="0" w:color="000000"/>
@@ -14223,7 +13928,7 @@
         </w:tc>
         <w:tc>
           <w:tcPr>
-            <w:tcW w:w="2408" w:type="dxa"/>
+            <w:tcW w:w="2407" w:type="dxa"/>
             <w:tcBorders>
               <w:start w:val="single" w:sz="4" w:space="0" w:color="000000"/>
               <w:bottom w:val="single" w:sz="4" w:space="0" w:color="000000"/>
@@ -14439,7 +14144,7 @@
         </w:tc>
         <w:tc>
           <w:tcPr>
-            <w:tcW w:w="2408" w:type="dxa"/>
+            <w:tcW w:w="2407" w:type="dxa"/>
             <w:tcBorders>
               <w:start w:val="single" w:sz="4" w:space="0" w:color="000000"/>
               <w:bottom w:val="single" w:sz="4" w:space="0" w:color="000000"/>
@@ -14655,7 +14360,7 @@
         </w:tc>
         <w:tc>
           <w:tcPr>
-            <w:tcW w:w="2408" w:type="dxa"/>
+            <w:tcW w:w="2407" w:type="dxa"/>
             <w:tcBorders>
               <w:start w:val="single" w:sz="4" w:space="0" w:color="000000"/>
               <w:bottom w:val="single" w:sz="4" w:space="0" w:color="000000"/>
@@ -14864,7 +14569,7 @@
         </w:tc>
         <w:tc>
           <w:tcPr>
-            <w:tcW w:w="2408" w:type="dxa"/>
+            <w:tcW w:w="2407" w:type="dxa"/>
             <w:tcBorders>
               <w:start w:val="single" w:sz="4" w:space="0" w:color="000000"/>
               <w:bottom w:val="single" w:sz="4" w:space="0" w:color="000000"/>
@@ -15030,7 +14735,7 @@
         </w:tc>
         <w:tc>
           <w:tcPr>
-            <w:tcW w:w="2408" w:type="dxa"/>
+            <w:tcW w:w="2407" w:type="dxa"/>
             <w:tcBorders>
               <w:start w:val="single" w:sz="4" w:space="0" w:color="000000"/>
               <w:bottom w:val="single" w:sz="4" w:space="0" w:color="000000"/>
@@ -15210,7 +14915,7 @@
         </w:tc>
         <w:tc>
           <w:tcPr>
-            <w:tcW w:w="2408" w:type="dxa"/>
+            <w:tcW w:w="2407" w:type="dxa"/>
             <w:tcBorders>
               <w:start w:val="single" w:sz="4" w:space="0" w:color="000000"/>
               <w:bottom w:val="single" w:sz="4" w:space="0" w:color="000000"/>
@@ -15390,7 +15095,7 @@
         </w:tc>
         <w:tc>
           <w:tcPr>
-            <w:tcW w:w="2408" w:type="dxa"/>
+            <w:tcW w:w="2407" w:type="dxa"/>
             <w:tcBorders>
               <w:start w:val="single" w:sz="4" w:space="0" w:color="000000"/>
               <w:bottom w:val="single" w:sz="4" w:space="0" w:color="000000"/>
